--- a/docs/最新版/03_営業関係/工務店FAQ_MVP版.docx
+++ b/docs/最新版/03_営業関係/工務店FAQ_MVP版.docx
@@ -12,7 +12,7 @@
           <w:color w:val="3D2200"/>
           <w:sz w:val="44"/>
         </w:rPr>
-        <w:t>工務店様向け FAQ（MVP 版）</w:t>
+        <w:t>工務店様向け FAQ (MVP v2 版)</w:t>
       </w:r>
     </w:p>
     <w:p/>
@@ -34,7 +34,7 @@
           <w:color w:val="111827"/>
           <w:sz w:val="20"/>
         </w:rPr>
-        <w:t>営業担当が工務店様から質問を受けたときのテンプレート回答集。 すべての回答は「率直・簡潔・判断根拠を添える」の3原則で作成。</w:t>
+        <w:t>営業担当が工務店様から質問を受けたときのテンプレート回答集。 料金モデル v2 (全員同一料金、成果報酬 Phase 3 から、資料請求は主役から外す) に準拠。</w:t>
       </w:r>
     </w:p>
     <w:p/>
@@ -69,9 +69,10 @@
           <w:color w:val="E8740C"/>
           <w:sz w:val="24"/>
         </w:rPr>
-        <w:t>Q1. 5月1日のリリースで、なぜ記事やニュースが一時的に消えるのですか？</w:t>
+        <w:t>Q1. 5月1日のリリースで、なぜ記事やニュースが消えるのですか?</w:t>
       </w:r>
     </w:p>
+    <w:p/>
     <w:p>
       <w:r>
         <w:rPr>
@@ -79,7 +80,7 @@
           <w:color w:val="111827"/>
           <w:sz w:val="20"/>
         </w:rPr>
-        <w:t>初期リリースは「動画 → 工務店 → 見学会予約」という核のループに集中したいからです。 記事・ニュース・建売・土地などの機能は削除ではなく一時的に非公開にしているだけで、7月以降のフェーズで順次復活します。 コードとデータは全て温存しており、当社側でフラグを1つ切り替えるだけで即座に戻せます。</w:t>
+        <w:t>初期リリースは「動画 → AI診断 or 無料相談 → 工務店 → 見学会予約」の核ループに集中するためです。 記事・ニュース・マガジン・ウェビナー・インタビューは削除ではなく一時的に非公開で、Phase 2 以降で順次復活します。 コードとデータは全て温存しています。</w:t>
       </w:r>
     </w:p>
     <w:p/>
@@ -92,9 +93,10 @@
           <w:color w:val="E8740C"/>
           <w:sz w:val="24"/>
         </w:rPr>
-        <w:t>Q2. 開発が遅れているのが原因ではないのですか？</w:t>
+        <w:t>Q2. 特集・分譲住宅・土地情報は使えますか?</w:t>
       </w:r>
     </w:p>
+    <w:p/>
     <w:p>
       <w:r>
         <w:rPr>
@@ -102,7 +104,23 @@
           <w:color w:val="111827"/>
           <w:sz w:val="20"/>
         </w:rPr>
-        <w:t>違います。開発は完了しています。 MVP 版では131画面のうち29画面に絞り、ユーザーが迷わないサイト体験を提供することが目的です。 多くの機能を同時に公開すると、ユーザーが目的のページに辿り着けず離脱します。</w:t>
+        <w:t xml:space="preserve">はい、公開されています。ただしグローバルナビ「さがす」メニューには入れておらず、フッターや工務店詳細ページ経由で到達する </w:t>
+      </w:r>
+      <w:r>
+        <w:rPr>
+          <w:b/>
+          <w:color w:val="111827"/>
+          <w:sz w:val="20"/>
+        </w:rPr>
+        <w:t>補助導線</w:t>
+      </w:r>
+      <w:r>
+        <w:rPr>
+          <w:b w:val="0"/>
+          <w:color w:val="111827"/>
+          <w:sz w:val="20"/>
+        </w:rPr>
+        <w:t xml:space="preserve"> の位置付けです。リリース時点では核ループ (動画 / 工務店 / 事例 / 見学会) に集中してもらうため、主役から外しています。</w:t>
       </w:r>
     </w:p>
     <w:p/>
@@ -115,9 +133,10 @@
           <w:color w:val="E8740C"/>
           <w:sz w:val="24"/>
         </w:rPr>
-        <w:t>Q3. 非公開期間はどれくらいですか？</w:t>
+        <w:t>Q3. リリース日 (5/1) にサーバーが落ちたらどうしますか?</w:t>
       </w:r>
     </w:p>
+    <w:p/>
     <w:p>
       <w:r>
         <w:rPr>
@@ -125,30 +144,7 @@
           <w:color w:val="111827"/>
           <w:sz w:val="20"/>
         </w:rPr>
-        <w:t>ニュース・記事は7月、建売・土地・特集は9月、匿名質問・ウェビナーは12月に復活予定です。 詳細は `料金プラン_MVP版.md` の「フェーズ別 機能追加スケジュール」をご覧ください。</w:t>
-      </w:r>
-    </w:p>
-    <w:p/>
-    <w:p>
-      <w:pPr>
-        <w:pStyle w:val="Heading3"/>
-      </w:pPr>
-      <w:r>
-        <w:rPr>
-          <w:color w:val="E8740C"/>
-          <w:sz w:val="24"/>
-        </w:rPr>
-        <w:t>Q4. リリース日 (5/1) にサーバーが落ちたらどうしますか？</w:t>
-      </w:r>
-    </w:p>
-    <w:p>
-      <w:r>
-        <w:rPr>
-          <w:b w:val="0"/>
-          <w:color w:val="111827"/>
-          <w:sz w:val="20"/>
-        </w:rPr>
-        <w:t>リリース当日は開発・営業・代表がスタンバイします。 何か問題があれば1時間以内に対応します。 障害時は工務店様へメールでご連絡します。</w:t>
+        <w:t>リリース当日は開発・営業・代表がスタンバイします。問題があれば 1 時間以内に対応します。</w:t>
       </w:r>
     </w:p>
     <w:p/>
@@ -170,7 +166,7 @@
           <w:color w:val="3D2200"/>
           <w:sz w:val="28"/>
         </w:rPr>
-        <w:t>B. 料金</w:t>
+        <w:t>B. 料金 (全員同一料金)</w:t>
       </w:r>
     </w:p>
     <w:p/>
@@ -183,9 +179,10 @@
           <w:color w:val="E8740C"/>
           <w:sz w:val="24"/>
         </w:rPr>
-        <w:t>Q5. 見学会予約の成果報酬、本当に無料ですか？</w:t>
+        <w:t>Q4. 見学会予約費は既存 10 社も新規も同じですか?</w:t>
       </w:r>
     </w:p>
+    <w:p/>
     <w:p>
       <w:r>
         <w:rPr>
@@ -193,7 +190,23 @@
           <w:color w:val="111827"/>
           <w:sz w:val="20"/>
         </w:rPr>
-        <w:t>Phase 1（5/1〜6/30）の2ヶ月間のみ、既存10社様の見学会予約費は無料です。 Phase 2 以降は ¥25,000/件（正規価格 ¥50,000/件の半額）が発生します。 成果報酬 1.5% はPhase 1 中も発生します（契約成立時のみ）。</w:t>
+        <w:t>はい、全員同一料金です。</w:t>
+      </w:r>
+      <w:r>
+        <w:rPr>
+          <w:b/>
+          <w:color w:val="111827"/>
+          <w:sz w:val="20"/>
+        </w:rPr>
+        <w:t>¥50,000/件 (税別)</w:t>
+      </w:r>
+      <w:r>
+        <w:rPr>
+          <w:b w:val="0"/>
+          <w:color w:val="111827"/>
+          <w:sz w:val="20"/>
+        </w:rPr>
+        <w:t xml:space="preserve"> で統一しています。10社様への料金優遇はありません。</w:t>
       </w:r>
     </w:p>
     <w:p/>
@@ -206,9 +219,10 @@
           <w:color w:val="E8740C"/>
           <w:sz w:val="24"/>
         </w:rPr>
-        <w:t>Q6. 成果報酬の「3% の半額」って具体的にいくら？</w:t>
+        <w:t>Q5. Phase 1 の 5 月から有料ですか?</w:t>
       </w:r>
     </w:p>
+    <w:p/>
     <w:p>
       <w:r>
         <w:rPr>
@@ -216,65 +230,7 @@
           <w:color w:val="111827"/>
           <w:sz w:val="20"/>
         </w:rPr>
-        <w:t>契約額が ¥3,000万の場合:</w:t>
-      </w:r>
-    </w:p>
-    <w:p>
-      <w:pPr>
-        <w:pStyle w:val="ListBullet"/>
-      </w:pPr>
-      <w:r>
-        <w:rPr>
-          <w:b w:val="0"/>
-          <w:sz w:val="20"/>
-        </w:rPr>
-        <w:t>新規工務店: ¥90万</w:t>
-      </w:r>
-    </w:p>
-    <w:p>
-      <w:pPr>
-        <w:pStyle w:val="ListBullet"/>
-      </w:pPr>
-      <w:r>
-        <w:rPr>
-          <w:b w:val="0"/>
-          <w:sz w:val="20"/>
-        </w:rPr>
-        <w:t>既存10社様: ¥45万</w:t>
-      </w:r>
-    </w:p>
-    <w:p>
-      <w:r>
-        <w:rPr>
-          <w:b w:val="0"/>
-          <w:color w:val="111827"/>
-          <w:sz w:val="20"/>
-        </w:rPr>
-        <w:t>契約額が ¥5,000万の場合:</w:t>
-      </w:r>
-    </w:p>
-    <w:p>
-      <w:pPr>
-        <w:pStyle w:val="ListBullet"/>
-      </w:pPr>
-      <w:r>
-        <w:rPr>
-          <w:b w:val="0"/>
-          <w:sz w:val="20"/>
-        </w:rPr>
-        <w:t>新規: ¥150万</w:t>
-      </w:r>
-    </w:p>
-    <w:p>
-      <w:pPr>
-        <w:pStyle w:val="ListBullet"/>
-      </w:pPr>
-      <w:r>
-        <w:rPr>
-          <w:b w:val="0"/>
-          <w:sz w:val="20"/>
-        </w:rPr>
-        <w:t>既存10社: ¥75万</w:t>
+        <w:t>はい、2026/05/01 の見学会予約発生分から ¥50,000/件 の請求が始まります。無料期間はありません。</w:t>
       </w:r>
     </w:p>
     <w:p/>
@@ -287,9 +243,66 @@
           <w:color w:val="E8740C"/>
           <w:sz w:val="24"/>
         </w:rPr>
-        <w:t>Q7. 成果報酬の上限はありますか？</w:t>
+        <w:t>Q6. 成果報酬 3% はいつから、どんな時に発生しますか?</w:t>
       </w:r>
     </w:p>
+    <w:p/>
+    <w:p>
+      <w:r>
+        <w:rPr>
+          <w:b/>
+          <w:color w:val="111827"/>
+          <w:sz w:val="20"/>
+        </w:rPr>
+        <w:t>Phase 3 (2026/09/01) から導入</w:t>
+      </w:r>
+      <w:r>
+        <w:rPr>
+          <w:b w:val="0"/>
+          <w:color w:val="111827"/>
+          <w:sz w:val="20"/>
+        </w:rPr>
+        <w:t>します。以下のいずれかの経路で発生した成約のみが対象です:</w:t>
+      </w:r>
+    </w:p>
+    <w:p/>
+    <w:p>
+      <w:pPr>
+        <w:pStyle w:val="ListBullet"/>
+      </w:pPr>
+      <w:r>
+        <w:rPr>
+          <w:b w:val="0"/>
+          <w:sz w:val="20"/>
+        </w:rPr>
+        <w:t>ぺいほーむの無料相談 (/consultation) 経由</w:t>
+      </w:r>
+    </w:p>
+    <w:p>
+      <w:pPr>
+        <w:pStyle w:val="ListBullet"/>
+      </w:pPr>
+      <w:r>
+        <w:rPr>
+          <w:b w:val="0"/>
+          <w:sz w:val="20"/>
+        </w:rPr>
+        <w:t>ぺいほーむの AI 家づくり診断 (/diagnosis) 経由</w:t>
+      </w:r>
+    </w:p>
+    <w:p>
+      <w:pPr>
+        <w:pStyle w:val="ListBullet"/>
+      </w:pPr>
+      <w:r>
+        <w:rPr>
+          <w:b w:val="0"/>
+          <w:sz w:val="20"/>
+        </w:rPr>
+        <w:t>会員登録済みユーザー (/signup 完了) の成約全般</w:t>
+      </w:r>
+    </w:p>
+    <w:p/>
     <w:p>
       <w:r>
         <w:rPr>
@@ -297,7 +310,7 @@
           <w:color w:val="111827"/>
           <w:sz w:val="20"/>
         </w:rPr>
-        <w:t>はい、新規工務店は ¥500万、既存10社様は ¥250万が上限です。 例えば ¥1億の契約でも、成果報酬はこの上限で頭打ちです。</w:t>
+        <w:t>非会員の直接問合せから成約した場合は発生しません。</w:t>
       </w:r>
     </w:p>
     <w:p/>
@@ -310,9 +323,10 @@
           <w:color w:val="E8740C"/>
           <w:sz w:val="24"/>
         </w:rPr>
-        <w:t>Q8. 月額プランは最初から強制ですか？</w:t>
+        <w:t>Q7. 3% の付加価値は何ですか? なぜ単なる送客より高いのですか?</w:t>
       </w:r>
     </w:p>
+    <w:p/>
     <w:p>
       <w:r>
         <w:rPr>
@@ -320,7 +334,133 @@
           <w:color w:val="111827"/>
           <w:sz w:val="20"/>
         </w:rPr>
-        <w:t>いいえ、月額プランは Phase 3（9月）から開始で、既存10社様は初年度12ヶ月無料です。 強制ではなく選択制で、加入しなくてもペナルティはありません。</w:t>
+        <w:t>ぺいほーむは「単なる送客業者」ではなく、以下の 6 つの付加価値を提供します:</w:t>
+      </w:r>
+    </w:p>
+    <w:p/>
+    <w:p>
+      <w:pPr>
+        <w:pStyle w:val="ListNumber"/>
+      </w:pPr>
+      <w:r>
+        <w:rPr>
+          <w:b/>
+          <w:sz w:val="20"/>
+        </w:rPr>
+        <w:t>比較整理</w:t>
+      </w:r>
+      <w:r>
+        <w:rPr>
+          <w:b w:val="0"/>
+          <w:sz w:val="20"/>
+        </w:rPr>
+        <w:t xml:space="preserve"> — 動画・事例・工務店情報を横並びで整理</w:t>
+      </w:r>
+    </w:p>
+    <w:p>
+      <w:pPr>
+        <w:pStyle w:val="ListNumber"/>
+      </w:pPr>
+      <w:r>
+        <w:rPr>
+          <w:b/>
+          <w:sz w:val="20"/>
+        </w:rPr>
+        <w:t>事前教育</w:t>
+      </w:r>
+      <w:r>
+        <w:rPr>
+          <w:b w:val="0"/>
+          <w:sz w:val="20"/>
+        </w:rPr>
+        <w:t xml:space="preserve"> — 基礎知識・平屋の特性・予算感をユーザーが学んだ状態で送客</w:t>
+      </w:r>
+    </w:p>
+    <w:p>
+      <w:pPr>
+        <w:pStyle w:val="ListNumber"/>
+      </w:pPr>
+      <w:r>
+        <w:rPr>
+          <w:b/>
+          <w:sz w:val="20"/>
+        </w:rPr>
+        <w:t>AI診断マッチング</w:t>
+      </w:r>
+      <w:r>
+        <w:rPr>
+          <w:b w:val="0"/>
+          <w:sz w:val="20"/>
+        </w:rPr>
+        <w:t xml:space="preserve"> — 10問で相性の良い工務店3社を自動推薦</w:t>
+      </w:r>
+    </w:p>
+    <w:p>
+      <w:pPr>
+        <w:pStyle w:val="ListNumber"/>
+      </w:pPr>
+      <w:r>
+        <w:rPr>
+          <w:b/>
+          <w:sz w:val="20"/>
+        </w:rPr>
+        <w:t>連絡希望条件の整理</w:t>
+      </w:r>
+      <w:r>
+        <w:rPr>
+          <w:b w:val="0"/>
+          <w:sz w:val="20"/>
+        </w:rPr>
+        <w:t xml:space="preserve"> — 連絡頻度・時間帯・手段を事前設定 (Smart Match)</w:t>
+      </w:r>
+    </w:p>
+    <w:p>
+      <w:pPr>
+        <w:pStyle w:val="ListNumber"/>
+      </w:pPr>
+      <w:r>
+        <w:rPr>
+          <w:b/>
+          <w:sz w:val="20"/>
+        </w:rPr>
+        <w:t>高温度化された見学会送客</w:t>
+      </w:r>
+      <w:r>
+        <w:rPr>
+          <w:b w:val="0"/>
+          <w:sz w:val="20"/>
+        </w:rPr>
+        <w:t xml:space="preserve"> — 温度感の高いリードだけが届く</w:t>
+      </w:r>
+    </w:p>
+    <w:p>
+      <w:pPr>
+        <w:pStyle w:val="ListNumber"/>
+      </w:pPr>
+      <w:r>
+        <w:rPr>
+          <w:b/>
+          <w:sz w:val="20"/>
+        </w:rPr>
+        <w:t>ナーチャリング支援</w:t>
+      </w:r>
+      <w:r>
+        <w:rPr>
+          <w:b w:val="0"/>
+          <w:sz w:val="20"/>
+        </w:rPr>
+        <w:t xml:space="preserve"> — 検討期間中の接点維持 (Phase 2〜)</w:t>
+      </w:r>
+    </w:p>
+    <w:p/>
+    <w:p>
+      <w:r>
+        <w:rPr>
+          <w:b w:val="0"/>
+          <w:color w:val="111827"/>
+          <w:sz w:val="20"/>
+        </w:rPr>
+        <w:t>結果として、工務店側は「初期説明コストが低く」「方向性が合った」「温度感の高い」リードだけを受け取れます。</w:t>
       </w:r>
     </w:p>
     <w:p/>
@@ -333,9 +473,66 @@
           <w:color w:val="E8740C"/>
           <w:sz w:val="24"/>
         </w:rPr>
-        <w:t>Q9. 撮影プラン ¥75,000 には何が含まれますか？</w:t>
+        <w:t>Q8. 成果報酬に上限はありますか?</w:t>
       </w:r>
     </w:p>
+    <w:p/>
+    <w:p>
+      <w:r>
+        <w:rPr>
+          <w:b/>
+          <w:color w:val="111827"/>
+          <w:sz w:val="20"/>
+        </w:rPr>
+        <w:t>上限なし、契約額の一律 3%</w:t>
+      </w:r>
+      <w:r>
+        <w:rPr>
+          <w:b w:val="0"/>
+          <w:color w:val="111827"/>
+          <w:sz w:val="20"/>
+        </w:rPr>
+        <w:t xml:space="preserve"> です。</w:t>
+      </w:r>
+    </w:p>
+    <w:p/>
+    <w:p>
+      <w:pPr>
+        <w:pStyle w:val="Heading3"/>
+      </w:pPr>
+      <w:r>
+        <w:rPr>
+          <w:color w:val="E8740C"/>
+          <w:sz w:val="24"/>
+        </w:rPr>
+        <w:t>Q9. 成果報酬の発生判定はどうやるのですか?</w:t>
+      </w:r>
+    </w:p>
+    <w:p/>
+    <w:p>
+      <w:r>
+        <w:rPr>
+          <w:b w:val="0"/>
+          <w:color w:val="111827"/>
+          <w:sz w:val="20"/>
+        </w:rPr>
+        <w:t>ぺいほーむ側で `lead_source` を記録しており、無料相談・AI診断・会員登録済みユーザーから発生したリードには自動的にタグが付きます。成約報告時に対象判定を行います。</w:t>
+      </w:r>
+    </w:p>
+    <w:p/>
+    <w:p>
+      <w:pPr>
+        <w:pStyle w:val="Heading3"/>
+      </w:pPr>
+      <w:r>
+        <w:rPr>
+          <w:color w:val="E8740C"/>
+          <w:sz w:val="24"/>
+        </w:rPr>
+        <w:t>Q10. 撮影プラン ¥150,000 には何が含まれますか?</w:t>
+      </w:r>
+    </w:p>
+    <w:p/>
     <w:p>
       <w:pPr>
         <w:pStyle w:val="ListBullet"/>
@@ -386,13 +583,51 @@
     </w:p>
     <w:p/>
     <w:p>
+      <w:pPr>
+        <w:pStyle w:val="Heading3"/>
+      </w:pPr>
+      <w:r>
+        <w:rPr>
+          <w:color w:val="E8740C"/>
+          <w:sz w:val="24"/>
+        </w:rPr>
+        <w:t>Q11. 月額掲載プランはいつから、いくらですか?</w:t>
+      </w:r>
+    </w:p>
+    <w:p/>
+    <w:p>
       <w:r>
         <w:rPr>
           <w:b w:val="0"/>
           <w:color w:val="111827"/>
           <w:sz w:val="20"/>
         </w:rPr>
-        <w:t>追加撮影や長時間撮影は別途ご相談ください。</w:t>
+        <w:t>Phase 3 (2026/09/01) から導入:</w:t>
+      </w:r>
+    </w:p>
+    <w:p/>
+    <w:p>
+      <w:pPr>
+        <w:pStyle w:val="ListBullet"/>
+      </w:pPr>
+      <w:r>
+        <w:rPr>
+          <w:b w:val="0"/>
+          <w:sz w:val="20"/>
+        </w:rPr>
+        <w:t>ベーシック: ¥30,000/月 (物件 3 件まで)</w:t>
+      </w:r>
+    </w:p>
+    <w:p>
+      <w:pPr>
+        <w:pStyle w:val="ListBullet"/>
+      </w:pPr>
+      <w:r>
+        <w:rPr>
+          <w:b w:val="0"/>
+          <w:sz w:val="20"/>
+        </w:rPr>
+        <w:t>プロ: ¥80,000/月 (物件無制限 + 月 1 本の特集枠)</w:t>
       </w:r>
     </w:p>
     <w:p/>
@@ -405,9 +640,10 @@
           <w:color w:val="E8740C"/>
           <w:sz w:val="24"/>
         </w:rPr>
-        <w:t>Q10. 本当に永続的に半額ですか？書面で保証してもらえますか？</w:t>
+        <w:t>Q12. 既存 10 社の優遇はないのですか?</w:t>
       </w:r>
     </w:p>
+    <w:p/>
     <w:p>
       <w:r>
         <w:rPr>
@@ -415,7 +651,23 @@
           <w:color w:val="111827"/>
           <w:sz w:val="20"/>
         </w:rPr>
-        <w:t>はい、契約書に「常に市場価格の 50% OFF を永久適用する」条項を明記します。 株式会社wazeka の社内規定にも記載済みです。</w:t>
+        <w:t>料金面での優遇はありませんが、</w:t>
+      </w:r>
+      <w:r>
+        <w:rPr>
+          <w:b/>
+          <w:color w:val="111827"/>
+          <w:sz w:val="20"/>
+        </w:rPr>
+        <w:t>AI 診断結果・マッチングでの優先送客</w:t>
+      </w:r>
+      <w:r>
+        <w:rPr>
+          <w:b w:val="0"/>
+          <w:color w:val="111827"/>
+          <w:sz w:val="20"/>
+        </w:rPr>
+        <w:t xml:space="preserve"> を永続的にご提供します。 /diagnosis の結果画面、/builders 一覧、TOP の工務店PICKUP エリアで上位表示されるため、 リード発生率に実質的に影響します。</w:t>
       </w:r>
     </w:p>
     <w:p/>
@@ -437,7 +689,7 @@
           <w:color w:val="3D2200"/>
           <w:sz w:val="28"/>
         </w:rPr>
-        <w:t>C. 運用</w:t>
+        <w:t>C. 資料請求について</w:t>
       </w:r>
     </w:p>
     <w:p/>
@@ -450,9 +702,10 @@
           <w:color w:val="E8740C"/>
           <w:sz w:val="24"/>
         </w:rPr>
-        <w:t>Q11. 見学会予約の通知はいつ来ますか？</w:t>
+        <w:t>Q13. 資料請求機能はありますか?</w:t>
       </w:r>
     </w:p>
+    <w:p/>
     <w:p>
       <w:r>
         <w:rPr>
@@ -460,7 +713,83 @@
           <w:color w:val="111827"/>
           <w:sz w:val="20"/>
         </w:rPr>
-        <w:t>予約発生から5分以内にメールと管理画面通知で届きます。 24時間以内にユーザーへご連絡をお願いします。</w:t>
+        <w:t xml:space="preserve">ぺいほーむでは </w:t>
+      </w:r>
+      <w:r>
+        <w:rPr>
+          <w:b/>
+          <w:color w:val="111827"/>
+          <w:sz w:val="20"/>
+        </w:rPr>
+        <w:t>資料請求を主要導線から外しています</w:t>
+      </w:r>
+      <w:r>
+        <w:rPr>
+          <w:b w:val="0"/>
+          <w:color w:val="111827"/>
+          <w:sz w:val="20"/>
+        </w:rPr>
+        <w:t>。工務店ヒアリングの結果、資料請求はリード質が低いことが判明したためです (検討段階が早く、複数社一括が多く、費用対効果が合わない)。</w:t>
+      </w:r>
+    </w:p>
+    <w:p/>
+    <w:p>
+      <w:r>
+        <w:rPr>
+          <w:b w:val="0"/>
+          <w:color w:val="111827"/>
+          <w:sz w:val="20"/>
+        </w:rPr>
+        <w:t>現在の主要導線は:</w:t>
+      </w:r>
+    </w:p>
+    <w:p/>
+    <w:p>
+      <w:pPr>
+        <w:pStyle w:val="ListNumber"/>
+      </w:pPr>
+      <w:r>
+        <w:rPr>
+          <w:b w:val="0"/>
+          <w:sz w:val="20"/>
+        </w:rPr>
+        <w:t>見学会予約 (¥50,000/件 の課金源)</w:t>
+      </w:r>
+    </w:p>
+    <w:p>
+      <w:pPr>
+        <w:pStyle w:val="ListNumber"/>
+      </w:pPr>
+      <w:r>
+        <w:rPr>
+          <w:b w:val="0"/>
+          <w:sz w:val="20"/>
+        </w:rPr>
+        <w:t>無料相談 (成果報酬 3% の発生対象)</w:t>
+      </w:r>
+    </w:p>
+    <w:p>
+      <w:pPr>
+        <w:pStyle w:val="ListNumber"/>
+      </w:pPr>
+      <w:r>
+        <w:rPr>
+          <w:b w:val="0"/>
+          <w:sz w:val="20"/>
+        </w:rPr>
+        <w:t>AI 家づくり診断 (マッチング)</w:t>
+      </w:r>
+    </w:p>
+    <w:p>
+      <w:pPr>
+        <w:pStyle w:val="ListNumber"/>
+      </w:pPr>
+      <w:r>
+        <w:rPr>
+          <w:b w:val="0"/>
+          <w:sz w:val="20"/>
+        </w:rPr>
+        <w:t>会員登録 (データ紐付けと継続接点)</w:t>
       </w:r>
     </w:p>
     <w:p/>
@@ -473,9 +802,10 @@
           <w:color w:val="E8740C"/>
           <w:sz w:val="24"/>
         </w:rPr>
-        <w:t>Q12. リード管理の画面はどこですか？</w:t>
+        <w:t>Q14. 資料請求を希望するユーザーにはどう対応しますか?</w:t>
       </w:r>
     </w:p>
+    <w:p/>
     <w:p>
       <w:r>
         <w:rPr>
@@ -483,76 +813,7 @@
           <w:color w:val="111827"/>
           <w:sz w:val="20"/>
         </w:rPr>
-        <w:t>https://payhome.jp/dashboard/builder/leads でログイン後アクセスできます。 Phase 1 では「リード管理」「見学会管理」「ダッシュボード」「掲載情報」の4画面です。</w:t>
-      </w:r>
-    </w:p>
-    <w:p/>
-    <w:p>
-      <w:pPr>
-        <w:pStyle w:val="Heading3"/>
-      </w:pPr>
-      <w:r>
-        <w:rPr>
-          <w:color w:val="E8740C"/>
-          <w:sz w:val="24"/>
-        </w:rPr>
-        <w:t>Q13. 掲載情報を自分で更新できますか？</w:t>
-      </w:r>
-    </w:p>
-    <w:p>
-      <w:r>
-        <w:rPr>
-          <w:b w:val="0"/>
-          <w:color w:val="111827"/>
-          <w:sz w:val="20"/>
-        </w:rPr>
-        <w:t>はい、https://payhome.jp/dashboard/builder/profile から更新できます。 写真・会社情報・得意分野・年間棟数などが編集可能です。</w:t>
-      </w:r>
-    </w:p>
-    <w:p/>
-    <w:p>
-      <w:pPr>
-        <w:pStyle w:val="Heading3"/>
-      </w:pPr>
-      <w:r>
-        <w:rPr>
-          <w:color w:val="E8740C"/>
-          <w:sz w:val="24"/>
-        </w:rPr>
-        <w:t>Q14. 建売物件や土地の掲載はいつからできますか？</w:t>
-      </w:r>
-    </w:p>
-    <w:p>
-      <w:r>
-        <w:rPr>
-          <w:b w:val="0"/>
-          <w:color w:val="111827"/>
-          <w:sz w:val="20"/>
-        </w:rPr>
-        <w:t>Phase 3（9月）から、月額掲載プランに加入した工務店様が使えます。 既存10社様は初年度無料なので、9月1日から利用開始できます。</w:t>
-      </w:r>
-    </w:p>
-    <w:p/>
-    <w:p>
-      <w:pPr>
-        <w:pStyle w:val="Heading3"/>
-      </w:pPr>
-      <w:r>
-        <w:rPr>
-          <w:color w:val="E8740C"/>
-          <w:sz w:val="24"/>
-        </w:rPr>
-        <w:t>Q15. 撮影プランはいつから申し込めますか？</w:t>
-      </w:r>
-    </w:p>
-    <w:p>
-      <w:r>
-        <w:rPr>
-          <w:b w:val="0"/>
-          <w:color w:val="111827"/>
-          <w:sz w:val="20"/>
-        </w:rPr>
-        <w:t>Phase 2（7月中旬）から申し込みフォームを用意します。 撮影実施は7月下旬以降を予定しています。</w:t>
+        <w:t>無料相談フォームに誘導し、専門スタッフが対応します。その過程で「本当に必要としている情報」を整理して工務店へ共有するため、リード質が高まります。</w:t>
       </w:r>
     </w:p>
     <w:p/>
@@ -574,7 +835,7 @@
           <w:color w:val="3D2200"/>
           <w:sz w:val="28"/>
         </w:rPr>
-        <w:t>D. トラブル・問い合わせ</w:t>
+        <w:t>D. 運用</w:t>
       </w:r>
     </w:p>
     <w:p/>
@@ -587,9 +848,10 @@
           <w:color w:val="E8740C"/>
           <w:sz w:val="24"/>
         </w:rPr>
-        <w:t>Q16. 管理画面にログインできません</w:t>
+        <w:t>Q15. 見学会予約の通知はいつ来ますか?</w:t>
       </w:r>
     </w:p>
+    <w:p/>
     <w:p>
       <w:r>
         <w:rPr>
@@ -597,7 +859,7 @@
           <w:color w:val="111827"/>
           <w:sz w:val="20"/>
         </w:rPr>
-        <w:t>support@payhome.jp にご連絡ください。 パスワードリセットリンクを再送します。</w:t>
+        <w:t>予約発生から 5 分以内にメールと管理画面通知で届きます。24 時間以内にユーザーへご連絡をお願いします。</w:t>
       </w:r>
     </w:p>
     <w:p/>
@@ -610,9 +872,10 @@
           <w:color w:val="E8740C"/>
           <w:sz w:val="24"/>
         </w:rPr>
-        <w:t>Q17. ユーザーから「連絡が取れない」とクレームがありました</w:t>
+        <w:t>Q16. リード管理の画面はどこですか?</w:t>
       </w:r>
     </w:p>
+    <w:p/>
     <w:p>
       <w:r>
         <w:rPr>
@@ -620,7 +883,7 @@
           <w:color w:val="111827"/>
           <w:sz w:val="20"/>
         </w:rPr>
-        <w:t>ぺいほーむ側から工務店様へリマインドを送信します。 具体的なユーザー情報を `support@payhome.jp` までお知らせください。</w:t>
+        <w:t>https://payhome.jp/dashboard/builder/leads でログイン後アクセスできます。 Phase 1 では「リード管理」「見学会管理」「ダッシュボード」「掲載情報」の 4 画面です。</w:t>
       </w:r>
     </w:p>
     <w:p/>
@@ -633,9 +896,10 @@
           <w:color w:val="E8740C"/>
           <w:sz w:val="24"/>
         </w:rPr>
-        <w:t>Q18. 競合工務店と比較されたくないのですが</w:t>
+        <w:t>Q17. 掲載情報を自分で更新できますか?</w:t>
       </w:r>
     </w:p>
+    <w:p/>
     <w:p>
       <w:r>
         <w:rPr>
@@ -643,7 +907,7 @@
           <w:color w:val="111827"/>
           <w:sz w:val="20"/>
         </w:rPr>
-        <w:t>AI診断結果では「ユーザーに最適な3社」を表示する設計です。 既存10社様は優先表示されます。 明示的な競合比較ページ `/builders/compare` は Phase 3 以降に復活予定ですが、強制ではなく任意閲覧です。</w:t>
+        <w:t>はい、https://payhome.jp/dashboard/builder/profile から更新できます。</w:t>
       </w:r>
     </w:p>
     <w:p/>
@@ -656,9 +920,10 @@
           <w:color w:val="E8740C"/>
           <w:sz w:val="24"/>
         </w:rPr>
-        <w:t>Q19. 動画撮影のカメラマンは指定できますか？</w:t>
+        <w:t>Q18. 建売物件や土地の掲載はいつからできますか?</w:t>
       </w:r>
     </w:p>
+    <w:p/>
     <w:p>
       <w:r>
         <w:rPr>
@@ -666,7 +931,7 @@
           <w:color w:val="111827"/>
           <w:sz w:val="20"/>
         </w:rPr>
-        <w:t>ぺいほーむ指定のカメラマン（鹿児島・九州圏）で撮影します。 特定の撮影スタッフ希望がある場合はご相談ください。</w:t>
+        <w:t>Phase 3 (2026/09/01) から、月額掲載プランに加入した工務店様が使えます。</w:t>
       </w:r>
     </w:p>
     <w:p/>
@@ -679,9 +944,10 @@
           <w:color w:val="E8740C"/>
           <w:sz w:val="24"/>
         </w:rPr>
-        <w:t>Q20. 解約はできますか？</w:t>
+        <w:t>Q19. 撮影プランはいつから申し込めますか?</w:t>
       </w:r>
     </w:p>
+    <w:p/>
     <w:p>
       <w:r>
         <w:rPr>
@@ -689,7 +955,45 @@
           <w:color w:val="111827"/>
           <w:sz w:val="20"/>
         </w:rPr>
-        <w:t>月額プラン: 30日前までに書面で通知で解約できます。 都度プラン（見学会予約・撮影）: 都度契約のためいつでも停止できます。 解約後に再契約される場合、既存10社様の優遇は復活します。</w:t>
+        <w:t>Phase 2 (2026/07 中旬) から申し込みフォームを用意します。</w:t>
+      </w:r>
+    </w:p>
+    <w:p/>
+    <w:p>
+      <w:pPr>
+        <w:pStyle w:val="Heading3"/>
+      </w:pPr>
+      <w:r>
+        <w:rPr>
+          <w:color w:val="E8740C"/>
+          <w:sz w:val="24"/>
+        </w:rPr>
+        <w:t>Q20. 解約はできますか?</w:t>
+      </w:r>
+    </w:p>
+    <w:p/>
+    <w:p>
+      <w:pPr>
+        <w:pStyle w:val="ListBullet"/>
+      </w:pPr>
+      <w:r>
+        <w:rPr>
+          <w:b w:val="0"/>
+          <w:sz w:val="20"/>
+        </w:rPr>
+        <w:t>月額プラン: 30 日前までに書面で通知で解約</w:t>
+      </w:r>
+    </w:p>
+    <w:p>
+      <w:pPr>
+        <w:pStyle w:val="ListBullet"/>
+      </w:pPr>
+      <w:r>
+        <w:rPr>
+          <w:b w:val="0"/>
+          <w:sz w:val="20"/>
+        </w:rPr>
+        <w:t>都度プラン (見学会予約・撮影): 都度契約のためいつでも停止</w:t>
       </w:r>
     </w:p>
     <w:p/>
@@ -724,58 +1028,10 @@
           <w:color w:val="E8740C"/>
           <w:sz w:val="24"/>
         </w:rPr>
-        <w:t>答えにくい質問が来たら</w:t>
-      </w:r>
-    </w:p>
-    <w:p>
-      <w:pPr>
-        <w:pStyle w:val="ListBullet"/>
-      </w:pPr>
-      <w:r>
-        <w:rPr>
-          <w:b w:val="0"/>
-          <w:sz w:val="20"/>
-        </w:rPr>
-        <w:t>「持ち帰って確認します」で一度切る</w:t>
-      </w:r>
-    </w:p>
-    <w:p>
-      <w:pPr>
-        <w:pStyle w:val="ListBullet"/>
-      </w:pPr>
-      <w:r>
-        <w:rPr>
-          <w:b w:val="0"/>
-          <w:sz w:val="20"/>
-        </w:rPr>
-        <w:t>社内Slackの #工務店対応 チャンネルで共有</w:t>
-      </w:r>
-    </w:p>
-    <w:p>
-      <w:pPr>
-        <w:pStyle w:val="ListBullet"/>
-      </w:pPr>
-      <w:r>
-        <w:rPr>
-          <w:b w:val="0"/>
-          <w:sz w:val="20"/>
-        </w:rPr>
-        <w:t>24時間以内に回答</w:t>
+        <w:t>NG ワード</w:t>
       </w:r>
     </w:p>
     <w:p/>
-    <w:p>
-      <w:pPr>
-        <w:pStyle w:val="Heading3"/>
-      </w:pPr>
-      <w:r>
-        <w:rPr>
-          <w:color w:val="E8740C"/>
-          <w:sz w:val="24"/>
-        </w:rPr>
-        <w:t>NGワード（言ってはいけないこと）</w:t>
-      </w:r>
-    </w:p>
     <w:p>
       <w:pPr>
         <w:pStyle w:val="ListBullet"/>
@@ -809,7 +1065,7 @@
           <w:b w:val="0"/>
           <w:sz w:val="20"/>
         </w:rPr>
-        <w:t>「法的な保証を無制限で提供する」</w:t>
+        <w:t>「10社だけの特別料金です」(実際は全員同じなので言わない)</w:t>
       </w:r>
     </w:p>
     <w:p>
@@ -821,7 +1077,19 @@
           <w:b w:val="0"/>
           <w:sz w:val="20"/>
         </w:rPr>
-        <w:t>「当社が責任を取って工事を完遂する」（工事は工務店様の責任）</w:t>
+        <w:t>「まとめて資料請求で送ります」(資料請求は主役から外したため言わない)</w:t>
+      </w:r>
+    </w:p>
+    <w:p>
+      <w:pPr>
+        <w:pStyle w:val="ListBullet"/>
+      </w:pPr>
+      <w:r>
+        <w:rPr>
+          <w:b w:val="0"/>
+          <w:sz w:val="20"/>
+        </w:rPr>
+        <w:t>「カタログ受け取り特典があります」(会員訴求の主軸は家づくり支援、特典は補助)</w:t>
       </w:r>
     </w:p>
     <w:p/>
@@ -837,6 +1105,7 @@
         <w:t>エスカレーション基準</w:t>
       </w:r>
     </w:p>
+    <w:p/>
     <w:p>
       <w:pPr>
         <w:pStyle w:val="ListBullet"/>
@@ -846,7 +1115,7 @@
           <w:b w:val="0"/>
           <w:sz w:val="20"/>
         </w:rPr>
-        <w:t>契約額の減額交渉 → PM</w:t>
+        <w:t>成果報酬の対象判定で揉めたケース → PM</w:t>
       </w:r>
     </w:p>
     <w:p>
@@ -858,7 +1127,7 @@
           <w:b w:val="0"/>
           <w:sz w:val="20"/>
         </w:rPr>
-        <w:t>優遇条件の変更 → 代表</w:t>
+        <w:t>料金プランの例外希望 → 代表 (原則例外なし)</w:t>
       </w:r>
     </w:p>
     <w:p>
